--- a/template edumatic.docx
+++ b/template edumatic.docx
@@ -15378,7 +15378,7 @@
         </w:rPr>
         <w:lastRenderedPageBreak/>
         <w:drawing>
-          <wp:inline distT="0" distB="0" distL="0" distR="0" wp14:anchorId="75AA4E52" wp14:editId="595C8E9C">
+          <wp:inline distT="0" distB="0" distL="0" distR="0" wp14:anchorId="75AA4E52" wp14:editId="122F3E8F">
             <wp:extent cx="3539836" cy="1731515"/>
             <wp:effectExtent l="0" t="0" r="3810" b="2540"/>
             <wp:docPr id="262395293" name="Picture 6"/>
@@ -16555,8 +16555,8 @@
         </w:rPr>
         <w:lastRenderedPageBreak/>
         <w:drawing>
-          <wp:inline distT="0" distB="0" distL="0" distR="0" wp14:anchorId="7EA74FE2" wp14:editId="4FE02F18">
-            <wp:extent cx="5152390" cy="8863330"/>
+          <wp:inline distT="0" distB="0" distL="0" distR="0" wp14:anchorId="7EA74FE2" wp14:editId="596564B8">
+            <wp:extent cx="5152390" cy="6004560"/>
             <wp:effectExtent l="0" t="0" r="0" b="0"/>
             <wp:docPr id="842586924" name="Picture 1"/>
             <wp:cNvGraphicFramePr>
@@ -16569,7 +16569,7 @@
                     <pic:cNvPr id="842586924" name="Picture 842586924"/>
                     <pic:cNvPicPr/>
                   </pic:nvPicPr>
-                  <pic:blipFill>
+                  <pic:blipFill rotWithShape="1">
                     <a:blip r:embed="rId14" cstate="print">
                       <a:extLst>
                         <a:ext uri="{28A0092B-C50C-407E-A947-70E740481C1C}">
@@ -16577,18 +16577,25 @@
                         </a:ext>
                       </a:extLst>
                     </a:blip>
-                    <a:stretch>
-                      <a:fillRect/>
-                    </a:stretch>
+                    <a:srcRect b="32254"/>
+                    <a:stretch/>
                   </pic:blipFill>
-                  <pic:spPr>
+                  <pic:spPr bwMode="auto">
                     <a:xfrm>
                       <a:off x="0" y="0"/>
-                      <a:ext cx="5152390" cy="8863330"/>
+                      <a:ext cx="5152390" cy="6004560"/>
                     </a:xfrm>
                     <a:prstGeom prst="rect">
                       <a:avLst/>
                     </a:prstGeom>
+                    <a:ln>
+                      <a:noFill/>
+                    </a:ln>
+                    <a:extLst>
+                      <a:ext uri="{53640926-AAD7-44D8-BBD7-CCE9431645EC}">
+                        <a14:shadowObscured xmlns:a14="http://schemas.microsoft.com/office/drawing/2010/main"/>
+                      </a:ext>
+                    </a:extLst>
                   </pic:spPr>
                 </pic:pic>
               </a:graphicData>
@@ -16606,9 +16613,9 @@
         </w:rPr>
         <w:lastRenderedPageBreak/>
         <w:drawing>
-          <wp:inline distT="0" distB="0" distL="0" distR="0" wp14:anchorId="30B46A7A" wp14:editId="1D89F09B">
-            <wp:extent cx="5731510" cy="4986655"/>
-            <wp:effectExtent l="0" t="0" r="2540" b="4445"/>
+          <wp:inline distT="0" distB="0" distL="0" distR="0" wp14:anchorId="30B46A7A" wp14:editId="6D5AD4EA">
+            <wp:extent cx="5731510" cy="3314700"/>
+            <wp:effectExtent l="0" t="0" r="2540" b="0"/>
             <wp:docPr id="830579204" name="Picture 2"/>
             <wp:cNvGraphicFramePr>
               <a:graphicFrameLocks xmlns:a="http://schemas.openxmlformats.org/drawingml/2006/main" noChangeAspect="1"/>
@@ -16620,7 +16627,7 @@
                     <pic:cNvPr id="830579204" name="Picture 830579204"/>
                     <pic:cNvPicPr/>
                   </pic:nvPicPr>
-                  <pic:blipFill>
+                  <pic:blipFill rotWithShape="1">
                     <a:blip r:embed="rId15" cstate="print">
                       <a:extLst>
                         <a:ext uri="{28A0092B-C50C-407E-A947-70E740481C1C}">
@@ -16628,18 +16635,25 @@
                         </a:ext>
                       </a:extLst>
                     </a:blip>
-                    <a:stretch>
-                      <a:fillRect/>
-                    </a:stretch>
+                    <a:srcRect b="33528"/>
+                    <a:stretch/>
                   </pic:blipFill>
-                  <pic:spPr>
+                  <pic:spPr bwMode="auto">
                     <a:xfrm>
                       <a:off x="0" y="0"/>
-                      <a:ext cx="5731510" cy="4986655"/>
+                      <a:ext cx="5731510" cy="3314700"/>
                     </a:xfrm>
                     <a:prstGeom prst="rect">
                       <a:avLst/>
                     </a:prstGeom>
+                    <a:ln>
+                      <a:noFill/>
+                    </a:ln>
+                    <a:extLst>
+                      <a:ext uri="{53640926-AAD7-44D8-BBD7-CCE9431645EC}">
+                        <a14:shadowObscured xmlns:a14="http://schemas.microsoft.com/office/drawing/2010/main"/>
+                      </a:ext>
+                    </a:extLst>
                   </pic:spPr>
                 </pic:pic>
               </a:graphicData>
@@ -16984,8 +16998,9 @@
     </w:p>
     <w:tbl>
       <w:tblPr>
-        <w:tblW w:w="0" w:type="auto"/>
+        <w:tblW w:w="8752" w:type="dxa"/>
         <w:tblCellSpacing w:w="15" w:type="dxa"/>
+        <w:tblInd w:w="284" w:type="dxa"/>
         <w:tblCellMar>
           <w:top w:w="15" w:type="dxa"/>
           <w:left w:w="15" w:type="dxa"/>
@@ -16996,10 +17011,10 @@
       </w:tblPr>
       <w:tblGrid>
         <w:gridCol w:w="369"/>
-        <w:gridCol w:w="1654"/>
-        <w:gridCol w:w="2358"/>
-        <w:gridCol w:w="2676"/>
-        <w:gridCol w:w="1253"/>
+        <w:gridCol w:w="1745"/>
+        <w:gridCol w:w="2606"/>
+        <w:gridCol w:w="3250"/>
+        <w:gridCol w:w="66"/>
         <w:gridCol w:w="716"/>
       </w:tblGrid>
       <w:tr>
@@ -17009,7 +17024,7 @@
         </w:trPr>
         <w:tc>
           <w:tcPr>
-            <w:tcW w:w="0" w:type="auto"/>
+            <w:tcW w:w="50" w:type="dxa"/>
             <w:vAlign w:val="center"/>
             <w:hideMark/>
           </w:tcPr>
@@ -17140,9 +17155,20 @@
                 <w:szCs w:val="24"/>
                 <w:lang w:eastAsia="de-DE"/>
               </w:rPr>
-              <w:t>Pengujian</w:t>
+              <w:t>Tahapan</w:t>
             </w:r>
             <w:proofErr w:type="spellEnd"/>
+            <w:r>
+              <w:rPr>
+                <w:rFonts w:ascii="Times New Roman" w:eastAsia="MS Mincho" w:hAnsi="Times New Roman" w:cs="Times New Roman"/>
+                <w:b/>
+                <w:bCs/>
+                <w:sz w:val="24"/>
+                <w:szCs w:val="24"/>
+                <w:lang w:eastAsia="de-DE"/>
+              </w:rPr>
+              <w:t xml:space="preserve"> Uji</w:t>
+            </w:r>
           </w:p>
         </w:tc>
         <w:tc>
@@ -17195,7 +17221,6 @@
           <w:tcPr>
             <w:tcW w:w="0" w:type="auto"/>
             <w:vAlign w:val="center"/>
-            <w:hideMark/>
           </w:tcPr>
           <w:p>
             <w:pPr>
@@ -17211,30 +17236,6 @@
                 <w:lang w:eastAsia="de-DE"/>
               </w:rPr>
             </w:pPr>
-            <w:r>
-              <w:rPr>
-                <w:rFonts w:ascii="Times New Roman" w:eastAsia="MS Mincho" w:hAnsi="Times New Roman" w:cs="Times New Roman"/>
-                <w:b/>
-                <w:bCs/>
-                <w:sz w:val="24"/>
-                <w:szCs w:val="24"/>
-                <w:lang w:eastAsia="de-DE"/>
-              </w:rPr>
-              <w:t xml:space="preserve">Hasil </w:t>
-            </w:r>
-            <w:proofErr w:type="spellStart"/>
-            <w:r>
-              <w:rPr>
-                <w:rFonts w:ascii="Times New Roman" w:eastAsia="MS Mincho" w:hAnsi="Times New Roman" w:cs="Times New Roman"/>
-                <w:b/>
-                <w:bCs/>
-                <w:sz w:val="24"/>
-                <w:szCs w:val="24"/>
-                <w:lang w:eastAsia="de-DE"/>
-              </w:rPr>
-              <w:t>Pengujian</w:t>
-            </w:r>
-            <w:proofErr w:type="spellEnd"/>
           </w:p>
         </w:tc>
         <w:tc>
@@ -17277,7 +17278,7 @@
         </w:trPr>
         <w:tc>
           <w:tcPr>
-            <w:tcW w:w="0" w:type="auto"/>
+            <w:tcW w:w="50" w:type="dxa"/>
             <w:vAlign w:val="center"/>
             <w:hideMark/>
           </w:tcPr>
@@ -17570,7 +17571,6 @@
           <w:tcPr>
             <w:tcW w:w="0" w:type="auto"/>
             <w:vAlign w:val="center"/>
-            <w:hideMark/>
           </w:tcPr>
           <w:p>
             <w:pPr>
@@ -17584,15 +17584,6 @@
                 <w:lang w:eastAsia="de-DE"/>
               </w:rPr>
             </w:pPr>
-            <w:r>
-              <w:rPr>
-                <w:rFonts w:ascii="Times New Roman" w:eastAsia="MS Mincho" w:hAnsi="Times New Roman" w:cs="Times New Roman"/>
-                <w:sz w:val="24"/>
-                <w:szCs w:val="24"/>
-                <w:lang w:eastAsia="de-DE"/>
-              </w:rPr>
-              <w:t>Berhasil</w:t>
-            </w:r>
           </w:p>
         </w:tc>
         <w:tc>
@@ -17616,11 +17607,13 @@
             <w:r>
               <w:rPr>
                 <w:rFonts w:ascii="Times New Roman" w:eastAsia="MS Mincho" w:hAnsi="Times New Roman" w:cs="Times New Roman"/>
+                <w:i/>
+                <w:iCs/>
                 <w:sz w:val="24"/>
                 <w:szCs w:val="24"/>
                 <w:lang w:eastAsia="de-DE"/>
               </w:rPr>
-              <w:t>Lolos</w:t>
+              <w:t>Valid</w:t>
             </w:r>
           </w:p>
         </w:tc>
@@ -17631,7 +17624,7 @@
         </w:trPr>
         <w:tc>
           <w:tcPr>
-            <w:tcW w:w="0" w:type="auto"/>
+            <w:tcW w:w="50" w:type="dxa"/>
             <w:vAlign w:val="center"/>
             <w:hideMark/>
           </w:tcPr>
@@ -17933,7 +17926,6 @@
           <w:tcPr>
             <w:tcW w:w="0" w:type="auto"/>
             <w:vAlign w:val="center"/>
-            <w:hideMark/>
           </w:tcPr>
           <w:p>
             <w:pPr>
@@ -17947,15 +17939,6 @@
                 <w:lang w:eastAsia="de-DE"/>
               </w:rPr>
             </w:pPr>
-            <w:r>
-              <w:rPr>
-                <w:rFonts w:ascii="Times New Roman" w:eastAsia="MS Mincho" w:hAnsi="Times New Roman" w:cs="Times New Roman"/>
-                <w:sz w:val="24"/>
-                <w:szCs w:val="24"/>
-                <w:lang w:eastAsia="de-DE"/>
-              </w:rPr>
-              <w:t>Berhasil</w:t>
-            </w:r>
           </w:p>
         </w:tc>
         <w:tc>
@@ -17979,11 +17962,13 @@
             <w:r>
               <w:rPr>
                 <w:rFonts w:ascii="Times New Roman" w:eastAsia="MS Mincho" w:hAnsi="Times New Roman" w:cs="Times New Roman"/>
+                <w:i/>
+                <w:iCs/>
                 <w:sz w:val="24"/>
                 <w:szCs w:val="24"/>
                 <w:lang w:eastAsia="de-DE"/>
               </w:rPr>
-              <w:t>Lolos</w:t>
+              <w:t>Valid</w:t>
             </w:r>
           </w:p>
         </w:tc>
@@ -17994,7 +17979,7 @@
         </w:trPr>
         <w:tc>
           <w:tcPr>
-            <w:tcW w:w="0" w:type="auto"/>
+            <w:tcW w:w="50" w:type="dxa"/>
             <w:vAlign w:val="center"/>
             <w:hideMark/>
           </w:tcPr>
@@ -18298,7 +18283,6 @@
           <w:tcPr>
             <w:tcW w:w="0" w:type="auto"/>
             <w:vAlign w:val="center"/>
-            <w:hideMark/>
           </w:tcPr>
           <w:p>
             <w:pPr>
@@ -18312,15 +18296,6 @@
                 <w:lang w:eastAsia="de-DE"/>
               </w:rPr>
             </w:pPr>
-            <w:r>
-              <w:rPr>
-                <w:rFonts w:ascii="Times New Roman" w:eastAsia="MS Mincho" w:hAnsi="Times New Roman" w:cs="Times New Roman"/>
-                <w:sz w:val="24"/>
-                <w:szCs w:val="24"/>
-                <w:lang w:eastAsia="de-DE"/>
-              </w:rPr>
-              <w:t>Berhasil</w:t>
-            </w:r>
           </w:p>
         </w:tc>
         <w:tc>
@@ -18344,11 +18319,13 @@
             <w:r>
               <w:rPr>
                 <w:rFonts w:ascii="Times New Roman" w:eastAsia="MS Mincho" w:hAnsi="Times New Roman" w:cs="Times New Roman"/>
+                <w:i/>
+                <w:iCs/>
                 <w:sz w:val="24"/>
                 <w:szCs w:val="24"/>
                 <w:lang w:eastAsia="de-DE"/>
               </w:rPr>
-              <w:t>Lolos</w:t>
+              <w:t>Valid</w:t>
             </w:r>
           </w:p>
         </w:tc>
@@ -18359,7 +18336,7 @@
         </w:trPr>
         <w:tc>
           <w:tcPr>
-            <w:tcW w:w="0" w:type="auto"/>
+            <w:tcW w:w="50" w:type="dxa"/>
             <w:vAlign w:val="center"/>
             <w:hideMark/>
           </w:tcPr>
@@ -18630,7 +18607,6 @@
           <w:tcPr>
             <w:tcW w:w="0" w:type="auto"/>
             <w:vAlign w:val="center"/>
-            <w:hideMark/>
           </w:tcPr>
           <w:p>
             <w:pPr>
@@ -18644,15 +18620,6 @@
                 <w:lang w:eastAsia="de-DE"/>
               </w:rPr>
             </w:pPr>
-            <w:r>
-              <w:rPr>
-                <w:rFonts w:ascii="Times New Roman" w:eastAsia="MS Mincho" w:hAnsi="Times New Roman" w:cs="Times New Roman"/>
-                <w:sz w:val="24"/>
-                <w:szCs w:val="24"/>
-                <w:lang w:eastAsia="de-DE"/>
-              </w:rPr>
-              <w:t>Berhasil</w:t>
-            </w:r>
           </w:p>
         </w:tc>
         <w:tc>
@@ -18676,11 +18643,13 @@
             <w:r>
               <w:rPr>
                 <w:rFonts w:ascii="Times New Roman" w:eastAsia="MS Mincho" w:hAnsi="Times New Roman" w:cs="Times New Roman"/>
+                <w:i/>
+                <w:iCs/>
                 <w:sz w:val="24"/>
                 <w:szCs w:val="24"/>
                 <w:lang w:eastAsia="de-DE"/>
               </w:rPr>
-              <w:t>Lolos</w:t>
+              <w:t>Valid</w:t>
             </w:r>
           </w:p>
         </w:tc>
@@ -18691,7 +18660,7 @@
         </w:trPr>
         <w:tc>
           <w:tcPr>
-            <w:tcW w:w="0" w:type="auto"/>
+            <w:tcW w:w="50" w:type="dxa"/>
             <w:vAlign w:val="center"/>
             <w:hideMark/>
           </w:tcPr>
@@ -18964,7 +18933,6 @@
           <w:tcPr>
             <w:tcW w:w="0" w:type="auto"/>
             <w:vAlign w:val="center"/>
-            <w:hideMark/>
           </w:tcPr>
           <w:p>
             <w:pPr>
@@ -18978,15 +18946,6 @@
                 <w:lang w:eastAsia="de-DE"/>
               </w:rPr>
             </w:pPr>
-            <w:r>
-              <w:rPr>
-                <w:rFonts w:ascii="Times New Roman" w:eastAsia="MS Mincho" w:hAnsi="Times New Roman" w:cs="Times New Roman"/>
-                <w:sz w:val="24"/>
-                <w:szCs w:val="24"/>
-                <w:lang w:eastAsia="de-DE"/>
-              </w:rPr>
-              <w:t>Berhasil</w:t>
-            </w:r>
           </w:p>
         </w:tc>
         <w:tc>
@@ -19010,11 +18969,13 @@
             <w:r>
               <w:rPr>
                 <w:rFonts w:ascii="Times New Roman" w:eastAsia="MS Mincho" w:hAnsi="Times New Roman" w:cs="Times New Roman"/>
+                <w:i/>
+                <w:iCs/>
                 <w:sz w:val="24"/>
                 <w:szCs w:val="24"/>
                 <w:lang w:eastAsia="de-DE"/>
               </w:rPr>
-              <w:t>Lolos</w:t>
+              <w:t>Valid</w:t>
             </w:r>
           </w:p>
         </w:tc>
@@ -19025,9 +18986,8 @@
         </w:trPr>
         <w:tc>
           <w:tcPr>
-            <w:tcW w:w="0" w:type="auto"/>
+            <w:tcW w:w="50" w:type="dxa"/>
             <w:vAlign w:val="center"/>
-            <w:hideMark/>
           </w:tcPr>
           <w:p>
             <w:pPr>
@@ -19041,22 +19001,12 @@
                 <w:lang w:eastAsia="de-DE"/>
               </w:rPr>
             </w:pPr>
-            <w:r>
-              <w:rPr>
-                <w:rFonts w:ascii="Times New Roman" w:eastAsia="MS Mincho" w:hAnsi="Times New Roman" w:cs="Times New Roman"/>
-                <w:sz w:val="24"/>
-                <w:szCs w:val="24"/>
-                <w:lang w:eastAsia="de-DE"/>
-              </w:rPr>
-              <w:t>6</w:t>
-            </w:r>
           </w:p>
         </w:tc>
         <w:tc>
           <w:tcPr>
             <w:tcW w:w="0" w:type="auto"/>
             <w:vAlign w:val="center"/>
-            <w:hideMark/>
           </w:tcPr>
           <w:p>
             <w:pPr>
@@ -19070,22 +19020,12 @@
                 <w:lang w:eastAsia="de-DE"/>
               </w:rPr>
             </w:pPr>
-            <w:r>
-              <w:rPr>
-                <w:rFonts w:ascii="Times New Roman" w:eastAsia="MS Mincho" w:hAnsi="Times New Roman" w:cs="Times New Roman"/>
-                <w:sz w:val="24"/>
-                <w:szCs w:val="24"/>
-                <w:lang w:eastAsia="de-DE"/>
-              </w:rPr>
-              <w:t>Login Admin</w:t>
-            </w:r>
           </w:p>
         </w:tc>
         <w:tc>
           <w:tcPr>
             <w:tcW w:w="0" w:type="auto"/>
             <w:vAlign w:val="center"/>
-            <w:hideMark/>
           </w:tcPr>
           <w:p>
             <w:pPr>
@@ -19099,62 +19039,12 @@
                 <w:lang w:eastAsia="de-DE"/>
               </w:rPr>
             </w:pPr>
-            <w:r>
-              <w:rPr>
-                <w:rFonts w:ascii="Times New Roman" w:eastAsia="MS Mincho" w:hAnsi="Times New Roman" w:cs="Times New Roman"/>
-                <w:sz w:val="24"/>
-                <w:szCs w:val="24"/>
-                <w:lang w:eastAsia="de-DE"/>
-              </w:rPr>
-              <w:t xml:space="preserve">Admin </w:t>
-            </w:r>
-            <w:proofErr w:type="spellStart"/>
-            <w:r>
-              <w:rPr>
-                <w:rFonts w:ascii="Times New Roman" w:eastAsia="MS Mincho" w:hAnsi="Times New Roman" w:cs="Times New Roman"/>
-                <w:sz w:val="24"/>
-                <w:szCs w:val="24"/>
-                <w:lang w:eastAsia="de-DE"/>
-              </w:rPr>
-              <w:t>memasukkan</w:t>
-            </w:r>
-            <w:proofErr w:type="spellEnd"/>
-            <w:r>
-              <w:rPr>
-                <w:rFonts w:ascii="Times New Roman" w:eastAsia="MS Mincho" w:hAnsi="Times New Roman" w:cs="Times New Roman"/>
-                <w:sz w:val="24"/>
-                <w:szCs w:val="24"/>
-                <w:lang w:eastAsia="de-DE"/>
-              </w:rPr>
-              <w:t xml:space="preserve"> </w:t>
-            </w:r>
-            <w:proofErr w:type="spellStart"/>
-            <w:r>
-              <w:rPr>
-                <w:rFonts w:ascii="Times New Roman" w:eastAsia="MS Mincho" w:hAnsi="Times New Roman" w:cs="Times New Roman"/>
-                <w:sz w:val="24"/>
-                <w:szCs w:val="24"/>
-                <w:lang w:eastAsia="de-DE"/>
-              </w:rPr>
-              <w:t>kredensial</w:t>
-            </w:r>
-            <w:proofErr w:type="spellEnd"/>
-            <w:r>
-              <w:rPr>
-                <w:rFonts w:ascii="Times New Roman" w:eastAsia="MS Mincho" w:hAnsi="Times New Roman" w:cs="Times New Roman"/>
-                <w:sz w:val="24"/>
-                <w:szCs w:val="24"/>
-                <w:lang w:eastAsia="de-DE"/>
-              </w:rPr>
-              <w:t xml:space="preserve"> login</w:t>
-            </w:r>
           </w:p>
         </w:tc>
         <w:tc>
           <w:tcPr>
             <w:tcW w:w="0" w:type="auto"/>
             <w:vAlign w:val="center"/>
-            <w:hideMark/>
           </w:tcPr>
           <w:p>
             <w:pPr>
@@ -19168,42 +19058,12 @@
                 <w:lang w:eastAsia="de-DE"/>
               </w:rPr>
             </w:pPr>
-            <w:r>
-              <w:rPr>
-                <w:rFonts w:ascii="Times New Roman" w:eastAsia="MS Mincho" w:hAnsi="Times New Roman" w:cs="Times New Roman"/>
-                <w:sz w:val="24"/>
-                <w:szCs w:val="24"/>
-                <w:lang w:eastAsia="de-DE"/>
-              </w:rPr>
-              <w:t xml:space="preserve">Admin berhasil </w:t>
-            </w:r>
-            <w:proofErr w:type="spellStart"/>
-            <w:r>
-              <w:rPr>
-                <w:rFonts w:ascii="Times New Roman" w:eastAsia="MS Mincho" w:hAnsi="Times New Roman" w:cs="Times New Roman"/>
-                <w:sz w:val="24"/>
-                <w:szCs w:val="24"/>
-                <w:lang w:eastAsia="de-DE"/>
-              </w:rPr>
-              <w:t>masuk</w:t>
-            </w:r>
-            <w:proofErr w:type="spellEnd"/>
-            <w:r>
-              <w:rPr>
-                <w:rFonts w:ascii="Times New Roman" w:eastAsia="MS Mincho" w:hAnsi="Times New Roman" w:cs="Times New Roman"/>
-                <w:sz w:val="24"/>
-                <w:szCs w:val="24"/>
-                <w:lang w:eastAsia="de-DE"/>
-              </w:rPr>
-              <w:t xml:space="preserve"> ke dashboard</w:t>
-            </w:r>
           </w:p>
         </w:tc>
         <w:tc>
           <w:tcPr>
             <w:tcW w:w="0" w:type="auto"/>
             <w:vAlign w:val="center"/>
-            <w:hideMark/>
           </w:tcPr>
           <w:p>
             <w:pPr>
@@ -19217,22 +19077,12 @@
                 <w:lang w:eastAsia="de-DE"/>
               </w:rPr>
             </w:pPr>
-            <w:r>
-              <w:rPr>
-                <w:rFonts w:ascii="Times New Roman" w:eastAsia="MS Mincho" w:hAnsi="Times New Roman" w:cs="Times New Roman"/>
-                <w:sz w:val="24"/>
-                <w:szCs w:val="24"/>
-                <w:lang w:eastAsia="de-DE"/>
-              </w:rPr>
-              <w:t>Berhasil</w:t>
-            </w:r>
           </w:p>
         </w:tc>
         <w:tc>
           <w:tcPr>
             <w:tcW w:w="0" w:type="auto"/>
             <w:vAlign w:val="center"/>
-            <w:hideMark/>
           </w:tcPr>
           <w:p>
             <w:pPr>
@@ -19246,15 +19096,6 @@
                 <w:lang w:eastAsia="de-DE"/>
               </w:rPr>
             </w:pPr>
-            <w:r>
-              <w:rPr>
-                <w:rFonts w:ascii="Times New Roman" w:eastAsia="MS Mincho" w:hAnsi="Times New Roman" w:cs="Times New Roman"/>
-                <w:sz w:val="24"/>
-                <w:szCs w:val="24"/>
-                <w:lang w:eastAsia="de-DE"/>
-              </w:rPr>
-              <w:t>Lolos</w:t>
-            </w:r>
           </w:p>
         </w:tc>
       </w:tr>
@@ -19264,9 +19105,8 @@
         </w:trPr>
         <w:tc>
           <w:tcPr>
-            <w:tcW w:w="0" w:type="auto"/>
+            <w:tcW w:w="50" w:type="dxa"/>
             <w:vAlign w:val="center"/>
-            <w:hideMark/>
           </w:tcPr>
           <w:p>
             <w:pPr>
@@ -19280,22 +19120,12 @@
                 <w:lang w:eastAsia="de-DE"/>
               </w:rPr>
             </w:pPr>
-            <w:r>
-              <w:rPr>
-                <w:rFonts w:ascii="Times New Roman" w:eastAsia="MS Mincho" w:hAnsi="Times New Roman" w:cs="Times New Roman"/>
-                <w:sz w:val="24"/>
-                <w:szCs w:val="24"/>
-                <w:lang w:eastAsia="de-DE"/>
-              </w:rPr>
-              <w:t>7</w:t>
-            </w:r>
           </w:p>
         </w:tc>
         <w:tc>
           <w:tcPr>
             <w:tcW w:w="0" w:type="auto"/>
             <w:vAlign w:val="center"/>
-            <w:hideMark/>
           </w:tcPr>
           <w:p>
             <w:pPr>
@@ -19309,42 +19139,12 @@
                 <w:lang w:eastAsia="de-DE"/>
               </w:rPr>
             </w:pPr>
-            <w:r>
-              <w:rPr>
-                <w:rFonts w:ascii="Times New Roman" w:eastAsia="MS Mincho" w:hAnsi="Times New Roman" w:cs="Times New Roman"/>
-                <w:sz w:val="24"/>
-                <w:szCs w:val="24"/>
-                <w:lang w:eastAsia="de-DE"/>
-              </w:rPr>
-              <w:t xml:space="preserve">Tambah </w:t>
-            </w:r>
-            <w:proofErr w:type="spellStart"/>
-            <w:r>
-              <w:rPr>
-                <w:rFonts w:ascii="Times New Roman" w:eastAsia="MS Mincho" w:hAnsi="Times New Roman" w:cs="Times New Roman"/>
-                <w:sz w:val="24"/>
-                <w:szCs w:val="24"/>
-                <w:lang w:eastAsia="de-DE"/>
-              </w:rPr>
-              <w:t>Produk</w:t>
-            </w:r>
-            <w:proofErr w:type="spellEnd"/>
-            <w:r>
-              <w:rPr>
-                <w:rFonts w:ascii="Times New Roman" w:eastAsia="MS Mincho" w:hAnsi="Times New Roman" w:cs="Times New Roman"/>
-                <w:sz w:val="24"/>
-                <w:szCs w:val="24"/>
-                <w:lang w:eastAsia="de-DE"/>
-              </w:rPr>
-              <w:t xml:space="preserve"> (Admin)</w:t>
-            </w:r>
           </w:p>
         </w:tc>
         <w:tc>
           <w:tcPr>
             <w:tcW w:w="0" w:type="auto"/>
             <w:vAlign w:val="center"/>
-            <w:hideMark/>
           </w:tcPr>
           <w:p>
             <w:pPr>
@@ -19358,62 +19158,12 @@
                 <w:lang w:eastAsia="de-DE"/>
               </w:rPr>
             </w:pPr>
-            <w:r>
-              <w:rPr>
-                <w:rFonts w:ascii="Times New Roman" w:eastAsia="MS Mincho" w:hAnsi="Times New Roman" w:cs="Times New Roman"/>
-                <w:sz w:val="24"/>
-                <w:szCs w:val="24"/>
-                <w:lang w:eastAsia="de-DE"/>
-              </w:rPr>
-              <w:t xml:space="preserve">Admin </w:t>
-            </w:r>
-            <w:proofErr w:type="spellStart"/>
-            <w:r>
-              <w:rPr>
-                <w:rFonts w:ascii="Times New Roman" w:eastAsia="MS Mincho" w:hAnsi="Times New Roman" w:cs="Times New Roman"/>
-                <w:sz w:val="24"/>
-                <w:szCs w:val="24"/>
-                <w:lang w:eastAsia="de-DE"/>
-              </w:rPr>
-              <w:t>menambahkan</w:t>
-            </w:r>
-            <w:proofErr w:type="spellEnd"/>
-            <w:r>
-              <w:rPr>
-                <w:rFonts w:ascii="Times New Roman" w:eastAsia="MS Mincho" w:hAnsi="Times New Roman" w:cs="Times New Roman"/>
-                <w:sz w:val="24"/>
-                <w:szCs w:val="24"/>
-                <w:lang w:eastAsia="de-DE"/>
-              </w:rPr>
-              <w:t xml:space="preserve"> </w:t>
-            </w:r>
-            <w:proofErr w:type="spellStart"/>
-            <w:r>
-              <w:rPr>
-                <w:rFonts w:ascii="Times New Roman" w:eastAsia="MS Mincho" w:hAnsi="Times New Roman" w:cs="Times New Roman"/>
-                <w:sz w:val="24"/>
-                <w:szCs w:val="24"/>
-                <w:lang w:eastAsia="de-DE"/>
-              </w:rPr>
-              <w:t>produk</w:t>
-            </w:r>
-            <w:proofErr w:type="spellEnd"/>
-            <w:r>
-              <w:rPr>
-                <w:rFonts w:ascii="Times New Roman" w:eastAsia="MS Mincho" w:hAnsi="Times New Roman" w:cs="Times New Roman"/>
-                <w:sz w:val="24"/>
-                <w:szCs w:val="24"/>
-                <w:lang w:eastAsia="de-DE"/>
-              </w:rPr>
-              <w:t xml:space="preserve"> baru</w:t>
-            </w:r>
           </w:p>
         </w:tc>
         <w:tc>
           <w:tcPr>
             <w:tcW w:w="0" w:type="auto"/>
             <w:vAlign w:val="center"/>
-            <w:hideMark/>
           </w:tcPr>
           <w:p>
             <w:pPr>
@@ -19427,64 +19177,12 @@
                 <w:lang w:eastAsia="de-DE"/>
               </w:rPr>
             </w:pPr>
-            <w:proofErr w:type="spellStart"/>
-            <w:r>
-              <w:rPr>
-                <w:rFonts w:ascii="Times New Roman" w:eastAsia="MS Mincho" w:hAnsi="Times New Roman" w:cs="Times New Roman"/>
-                <w:sz w:val="24"/>
-                <w:szCs w:val="24"/>
-                <w:lang w:eastAsia="de-DE"/>
-              </w:rPr>
-              <w:t>Produk</w:t>
-            </w:r>
-            <w:proofErr w:type="spellEnd"/>
-            <w:r>
-              <w:rPr>
-                <w:rFonts w:ascii="Times New Roman" w:eastAsia="MS Mincho" w:hAnsi="Times New Roman" w:cs="Times New Roman"/>
-                <w:sz w:val="24"/>
-                <w:szCs w:val="24"/>
-                <w:lang w:eastAsia="de-DE"/>
-              </w:rPr>
-              <w:t xml:space="preserve"> baru berhasil </w:t>
-            </w:r>
-            <w:proofErr w:type="spellStart"/>
-            <w:r>
-              <w:rPr>
-                <w:rFonts w:ascii="Times New Roman" w:eastAsia="MS Mincho" w:hAnsi="Times New Roman" w:cs="Times New Roman"/>
-                <w:sz w:val="24"/>
-                <w:szCs w:val="24"/>
-                <w:lang w:eastAsia="de-DE"/>
-              </w:rPr>
-              <w:t>ditambahkan</w:t>
-            </w:r>
-            <w:proofErr w:type="spellEnd"/>
-            <w:r>
-              <w:rPr>
-                <w:rFonts w:ascii="Times New Roman" w:eastAsia="MS Mincho" w:hAnsi="Times New Roman" w:cs="Times New Roman"/>
-                <w:sz w:val="24"/>
-                <w:szCs w:val="24"/>
-                <w:lang w:eastAsia="de-DE"/>
-              </w:rPr>
-              <w:t xml:space="preserve"> dan muncul di </w:t>
-            </w:r>
-            <w:proofErr w:type="spellStart"/>
-            <w:r>
-              <w:rPr>
-                <w:rFonts w:ascii="Times New Roman" w:eastAsia="MS Mincho" w:hAnsi="Times New Roman" w:cs="Times New Roman"/>
-                <w:sz w:val="24"/>
-                <w:szCs w:val="24"/>
-                <w:lang w:eastAsia="de-DE"/>
-              </w:rPr>
-              <w:t>katalog</w:t>
-            </w:r>
-            <w:proofErr w:type="spellEnd"/>
           </w:p>
         </w:tc>
         <w:tc>
           <w:tcPr>
             <w:tcW w:w="0" w:type="auto"/>
             <w:vAlign w:val="center"/>
-            <w:hideMark/>
           </w:tcPr>
           <w:p>
             <w:pPr>
@@ -19498,22 +19196,12 @@
                 <w:lang w:eastAsia="de-DE"/>
               </w:rPr>
             </w:pPr>
-            <w:r>
-              <w:rPr>
-                <w:rFonts w:ascii="Times New Roman" w:eastAsia="MS Mincho" w:hAnsi="Times New Roman" w:cs="Times New Roman"/>
-                <w:sz w:val="24"/>
-                <w:szCs w:val="24"/>
-                <w:lang w:eastAsia="de-DE"/>
-              </w:rPr>
-              <w:t>Berhasil</w:t>
-            </w:r>
           </w:p>
         </w:tc>
         <w:tc>
           <w:tcPr>
             <w:tcW w:w="0" w:type="auto"/>
             <w:vAlign w:val="center"/>
-            <w:hideMark/>
           </w:tcPr>
           <w:p>
             <w:pPr>
@@ -19527,285 +19215,6 @@
                 <w:lang w:eastAsia="de-DE"/>
               </w:rPr>
             </w:pPr>
-            <w:r>
-              <w:rPr>
-                <w:rFonts w:ascii="Times New Roman" w:eastAsia="MS Mincho" w:hAnsi="Times New Roman" w:cs="Times New Roman"/>
-                <w:sz w:val="24"/>
-                <w:szCs w:val="24"/>
-                <w:lang w:eastAsia="de-DE"/>
-              </w:rPr>
-              <w:t>Lolos</w:t>
-            </w:r>
-          </w:p>
-        </w:tc>
-      </w:tr>
-      <w:tr>
-        <w:trPr>
-          <w:tblCellSpacing w:w="15" w:type="dxa"/>
-        </w:trPr>
-        <w:tc>
-          <w:tcPr>
-            <w:tcW w:w="0" w:type="auto"/>
-            <w:vAlign w:val="center"/>
-            <w:hideMark/>
-          </w:tcPr>
-          <w:p>
-            <w:pPr>
-              <w:spacing w:after="0" w:line="240" w:lineRule="auto"/>
-              <w:contextualSpacing/>
-              <w:jc w:val="both"/>
-              <w:rPr>
-                <w:rFonts w:ascii="Times New Roman" w:eastAsia="MS Mincho" w:hAnsi="Times New Roman" w:cs="Times New Roman"/>
-                <w:sz w:val="24"/>
-                <w:szCs w:val="24"/>
-                <w:lang w:eastAsia="de-DE"/>
-              </w:rPr>
-            </w:pPr>
-            <w:r>
-              <w:rPr>
-                <w:rFonts w:ascii="Times New Roman" w:eastAsia="MS Mincho" w:hAnsi="Times New Roman" w:cs="Times New Roman"/>
-                <w:sz w:val="24"/>
-                <w:szCs w:val="24"/>
-                <w:lang w:eastAsia="de-DE"/>
-              </w:rPr>
-              <w:t>8</w:t>
-            </w:r>
-          </w:p>
-        </w:tc>
-        <w:tc>
-          <w:tcPr>
-            <w:tcW w:w="0" w:type="auto"/>
-            <w:vAlign w:val="center"/>
-            <w:hideMark/>
-          </w:tcPr>
-          <w:p>
-            <w:pPr>
-              <w:spacing w:after="0" w:line="240" w:lineRule="auto"/>
-              <w:contextualSpacing/>
-              <w:jc w:val="both"/>
-              <w:rPr>
-                <w:rFonts w:ascii="Times New Roman" w:eastAsia="MS Mincho" w:hAnsi="Times New Roman" w:cs="Times New Roman"/>
-                <w:sz w:val="24"/>
-                <w:szCs w:val="24"/>
-                <w:lang w:eastAsia="de-DE"/>
-              </w:rPr>
-            </w:pPr>
-            <w:r>
-              <w:rPr>
-                <w:rFonts w:ascii="Times New Roman" w:eastAsia="MS Mincho" w:hAnsi="Times New Roman" w:cs="Times New Roman"/>
-                <w:sz w:val="24"/>
-                <w:szCs w:val="24"/>
-                <w:lang w:eastAsia="de-DE"/>
-              </w:rPr>
-              <w:t xml:space="preserve">Kelola Stok </w:t>
-            </w:r>
-            <w:proofErr w:type="spellStart"/>
-            <w:r>
-              <w:rPr>
-                <w:rFonts w:ascii="Times New Roman" w:eastAsia="MS Mincho" w:hAnsi="Times New Roman" w:cs="Times New Roman"/>
-                <w:sz w:val="24"/>
-                <w:szCs w:val="24"/>
-                <w:lang w:eastAsia="de-DE"/>
-              </w:rPr>
-              <w:t>Produk</w:t>
-            </w:r>
-            <w:proofErr w:type="spellEnd"/>
-            <w:r>
-              <w:rPr>
-                <w:rFonts w:ascii="Times New Roman" w:eastAsia="MS Mincho" w:hAnsi="Times New Roman" w:cs="Times New Roman"/>
-                <w:sz w:val="24"/>
-                <w:szCs w:val="24"/>
-                <w:lang w:eastAsia="de-DE"/>
-              </w:rPr>
-              <w:t xml:space="preserve"> (Admin)</w:t>
-            </w:r>
-          </w:p>
-        </w:tc>
-        <w:tc>
-          <w:tcPr>
-            <w:tcW w:w="0" w:type="auto"/>
-            <w:vAlign w:val="center"/>
-            <w:hideMark/>
-          </w:tcPr>
-          <w:p>
-            <w:pPr>
-              <w:spacing w:after="0" w:line="240" w:lineRule="auto"/>
-              <w:contextualSpacing/>
-              <w:jc w:val="both"/>
-              <w:rPr>
-                <w:rFonts w:ascii="Times New Roman" w:eastAsia="MS Mincho" w:hAnsi="Times New Roman" w:cs="Times New Roman"/>
-                <w:sz w:val="24"/>
-                <w:szCs w:val="24"/>
-                <w:lang w:eastAsia="de-DE"/>
-              </w:rPr>
-            </w:pPr>
-            <w:r>
-              <w:rPr>
-                <w:rFonts w:ascii="Times New Roman" w:eastAsia="MS Mincho" w:hAnsi="Times New Roman" w:cs="Times New Roman"/>
-                <w:sz w:val="24"/>
-                <w:szCs w:val="24"/>
-                <w:lang w:eastAsia="de-DE"/>
-              </w:rPr>
-              <w:t xml:space="preserve">Admin mengubah jumlah </w:t>
-            </w:r>
-            <w:proofErr w:type="spellStart"/>
-            <w:r>
-              <w:rPr>
-                <w:rFonts w:ascii="Times New Roman" w:eastAsia="MS Mincho" w:hAnsi="Times New Roman" w:cs="Times New Roman"/>
-                <w:sz w:val="24"/>
-                <w:szCs w:val="24"/>
-                <w:lang w:eastAsia="de-DE"/>
-              </w:rPr>
-              <w:t>stok</w:t>
-            </w:r>
-            <w:proofErr w:type="spellEnd"/>
-            <w:r>
-              <w:rPr>
-                <w:rFonts w:ascii="Times New Roman" w:eastAsia="MS Mincho" w:hAnsi="Times New Roman" w:cs="Times New Roman"/>
-                <w:sz w:val="24"/>
-                <w:szCs w:val="24"/>
-                <w:lang w:eastAsia="de-DE"/>
-              </w:rPr>
-              <w:t xml:space="preserve"> </w:t>
-            </w:r>
-            <w:proofErr w:type="spellStart"/>
-            <w:r>
-              <w:rPr>
-                <w:rFonts w:ascii="Times New Roman" w:eastAsia="MS Mincho" w:hAnsi="Times New Roman" w:cs="Times New Roman"/>
-                <w:sz w:val="24"/>
-                <w:szCs w:val="24"/>
-                <w:lang w:eastAsia="de-DE"/>
-              </w:rPr>
-              <w:t>produk</w:t>
-            </w:r>
-            <w:proofErr w:type="spellEnd"/>
-          </w:p>
-        </w:tc>
-        <w:tc>
-          <w:tcPr>
-            <w:tcW w:w="0" w:type="auto"/>
-            <w:vAlign w:val="center"/>
-            <w:hideMark/>
-          </w:tcPr>
-          <w:p>
-            <w:pPr>
-              <w:spacing w:after="0" w:line="240" w:lineRule="auto"/>
-              <w:contextualSpacing/>
-              <w:jc w:val="both"/>
-              <w:rPr>
-                <w:rFonts w:ascii="Times New Roman" w:eastAsia="MS Mincho" w:hAnsi="Times New Roman" w:cs="Times New Roman"/>
-                <w:sz w:val="24"/>
-                <w:szCs w:val="24"/>
-                <w:lang w:eastAsia="de-DE"/>
-              </w:rPr>
-            </w:pPr>
-            <w:r>
-              <w:rPr>
-                <w:rFonts w:ascii="Times New Roman" w:eastAsia="MS Mincho" w:hAnsi="Times New Roman" w:cs="Times New Roman"/>
-                <w:sz w:val="24"/>
-                <w:szCs w:val="24"/>
-                <w:lang w:eastAsia="de-DE"/>
-              </w:rPr>
-              <w:t xml:space="preserve">Stok </w:t>
-            </w:r>
-            <w:proofErr w:type="spellStart"/>
-            <w:r>
-              <w:rPr>
-                <w:rFonts w:ascii="Times New Roman" w:eastAsia="MS Mincho" w:hAnsi="Times New Roman" w:cs="Times New Roman"/>
-                <w:sz w:val="24"/>
-                <w:szCs w:val="24"/>
-                <w:lang w:eastAsia="de-DE"/>
-              </w:rPr>
-              <w:t>produk</w:t>
-            </w:r>
-            <w:proofErr w:type="spellEnd"/>
-            <w:r>
-              <w:rPr>
-                <w:rFonts w:ascii="Times New Roman" w:eastAsia="MS Mincho" w:hAnsi="Times New Roman" w:cs="Times New Roman"/>
-                <w:sz w:val="24"/>
-                <w:szCs w:val="24"/>
-                <w:lang w:eastAsia="de-DE"/>
-              </w:rPr>
-              <w:t xml:space="preserve"> </w:t>
-            </w:r>
-            <w:proofErr w:type="spellStart"/>
-            <w:r>
-              <w:rPr>
-                <w:rFonts w:ascii="Times New Roman" w:eastAsia="MS Mincho" w:hAnsi="Times New Roman" w:cs="Times New Roman"/>
-                <w:sz w:val="24"/>
-                <w:szCs w:val="24"/>
-                <w:lang w:eastAsia="de-DE"/>
-              </w:rPr>
-              <w:t>diperbarui</w:t>
-            </w:r>
-            <w:proofErr w:type="spellEnd"/>
-            <w:r>
-              <w:rPr>
-                <w:rFonts w:ascii="Times New Roman" w:eastAsia="MS Mincho" w:hAnsi="Times New Roman" w:cs="Times New Roman"/>
-                <w:sz w:val="24"/>
-                <w:szCs w:val="24"/>
-                <w:lang w:eastAsia="de-DE"/>
-              </w:rPr>
-              <w:t xml:space="preserve"> sesuai input</w:t>
-            </w:r>
-          </w:p>
-        </w:tc>
-        <w:tc>
-          <w:tcPr>
-            <w:tcW w:w="0" w:type="auto"/>
-            <w:vAlign w:val="center"/>
-            <w:hideMark/>
-          </w:tcPr>
-          <w:p>
-            <w:pPr>
-              <w:spacing w:after="0" w:line="240" w:lineRule="auto"/>
-              <w:contextualSpacing/>
-              <w:jc w:val="both"/>
-              <w:rPr>
-                <w:rFonts w:ascii="Times New Roman" w:eastAsia="MS Mincho" w:hAnsi="Times New Roman" w:cs="Times New Roman"/>
-                <w:sz w:val="24"/>
-                <w:szCs w:val="24"/>
-                <w:lang w:eastAsia="de-DE"/>
-              </w:rPr>
-            </w:pPr>
-            <w:r>
-              <w:rPr>
-                <w:rFonts w:ascii="Times New Roman" w:eastAsia="MS Mincho" w:hAnsi="Times New Roman" w:cs="Times New Roman"/>
-                <w:sz w:val="24"/>
-                <w:szCs w:val="24"/>
-                <w:lang w:eastAsia="de-DE"/>
-              </w:rPr>
-              <w:t>Berhasil</w:t>
-            </w:r>
-          </w:p>
-        </w:tc>
-        <w:tc>
-          <w:tcPr>
-            <w:tcW w:w="0" w:type="auto"/>
-            <w:vAlign w:val="center"/>
-            <w:hideMark/>
-          </w:tcPr>
-          <w:p>
-            <w:pPr>
-              <w:spacing w:after="0" w:line="240" w:lineRule="auto"/>
-              <w:contextualSpacing/>
-              <w:jc w:val="both"/>
-              <w:rPr>
-                <w:rFonts w:ascii="Times New Roman" w:eastAsia="MS Mincho" w:hAnsi="Times New Roman" w:cs="Times New Roman"/>
-                <w:sz w:val="24"/>
-                <w:szCs w:val="24"/>
-                <w:lang w:eastAsia="de-DE"/>
-              </w:rPr>
-            </w:pPr>
-            <w:r>
-              <w:rPr>
-                <w:rFonts w:ascii="Times New Roman" w:eastAsia="MS Mincho" w:hAnsi="Times New Roman" w:cs="Times New Roman"/>
-                <w:sz w:val="24"/>
-                <w:szCs w:val="24"/>
-                <w:lang w:eastAsia="de-DE"/>
-              </w:rPr>
-              <w:t>Lolos</w:t>
-            </w:r>
           </w:p>
         </w:tc>
       </w:tr>
@@ -19829,7 +19238,16 @@
           <w:szCs w:val="24"/>
           <w:lang w:eastAsia="de-DE"/>
         </w:rPr>
-        <w:t xml:space="preserve">Tabel ini </w:t>
+        <w:t xml:space="preserve">Tabel </w:t>
+      </w:r>
+      <w:r>
+        <w:rPr>
+          <w:rFonts w:ascii="Times New Roman" w:eastAsia="MS Mincho" w:hAnsi="Times New Roman" w:cs="Times New Roman"/>
+          <w:sz w:val="24"/>
+          <w:szCs w:val="24"/>
+          <w:lang w:eastAsia="de-DE"/>
+        </w:rPr>
+        <w:t xml:space="preserve">1 </w:t>
       </w:r>
       <w:proofErr w:type="spellStart"/>
       <w:r>
@@ -20029,7 +19447,27 @@
           <w:szCs w:val="24"/>
           <w:lang w:eastAsia="de-DE"/>
         </w:rPr>
-        <w:t xml:space="preserve">. Status "Lolos" </w:t>
+        <w:t>. Status "</w:t>
+      </w:r>
+      <w:r>
+        <w:rPr>
+          <w:rFonts w:ascii="Times New Roman" w:eastAsia="MS Mincho" w:hAnsi="Times New Roman" w:cs="Times New Roman"/>
+          <w:i/>
+          <w:iCs/>
+          <w:sz w:val="24"/>
+          <w:szCs w:val="24"/>
+          <w:lang w:eastAsia="de-DE"/>
+        </w:rPr>
+        <w:t>Valid</w:t>
+      </w:r>
+      <w:r>
+        <w:rPr>
+          <w:rFonts w:ascii="Times New Roman" w:eastAsia="MS Mincho" w:hAnsi="Times New Roman" w:cs="Times New Roman"/>
+          <w:sz w:val="24"/>
+          <w:szCs w:val="24"/>
+          <w:lang w:eastAsia="de-DE"/>
+        </w:rPr>
+        <w:t xml:space="preserve">" </w:t>
       </w:r>
       <w:proofErr w:type="spellStart"/>
       <w:r>
@@ -20239,7 +19677,6 @@
           <w:szCs w:val="24"/>
           <w:lang w:val="nb-NO" w:eastAsia="de-DE"/>
         </w:rPr>
-        <w:lastRenderedPageBreak/>
         <w:t>//tabel pertanyaan</w:t>
       </w:r>
     </w:p>
@@ -20409,6 +19846,7 @@
           <w:szCs w:val="24"/>
           <w:lang w:val="nb-NO" w:eastAsia="de-DE"/>
         </w:rPr>
+        <w:lastRenderedPageBreak/>
         <w:t>REFERENSI</w:t>
       </w:r>
     </w:p>
@@ -21114,17 +20552,7 @@
           <w:sz w:val="24"/>
           <w:szCs w:val="24"/>
         </w:rPr>
-        <w:t xml:space="preserve">Musdar, I. alwiah, &amp; Arfandy, H. (2020). Rancang Bangun Sistem Informasi Pariwisata </w:t>
-      </w:r>
-      <w:r>
-        <w:rPr>
-          <w:rFonts w:ascii="Times New Roman" w:hAnsi="Times New Roman" w:cs="Times New Roman"/>
-          <w:noProof/>
-          <w:sz w:val="24"/>
-          <w:szCs w:val="24"/>
-        </w:rPr>
-        <w:lastRenderedPageBreak/>
-        <w:t xml:space="preserve">Sulawesi Selatan Berbasis Android Dengan Menggunakan Metode Prototyping. </w:t>
+        <w:t xml:space="preserve">Musdar, I. alwiah, &amp; Arfandy, H. (2020). Rancang Bangun Sistem Informasi Pariwisata Sulawesi Selatan Berbasis Android Dengan Menggunakan Metode Prototyping. </w:t>
       </w:r>
       <w:r>
         <w:rPr>
@@ -21254,7 +20682,17 @@
           <w:sz w:val="24"/>
           <w:szCs w:val="24"/>
         </w:rPr>
-        <w:t xml:space="preserve">Pallant, J., Sands, S., &amp; Karpen, I. (2020). Product customization: A profile of consumer demand. </w:t>
+        <w:t xml:space="preserve">Pallant, J., Sands, S., &amp; Karpen, I. (2020). Product customization: A profile of consumer </w:t>
+      </w:r>
+      <w:r>
+        <w:rPr>
+          <w:rFonts w:ascii="Times New Roman" w:hAnsi="Times New Roman" w:cs="Times New Roman"/>
+          <w:noProof/>
+          <w:sz w:val="24"/>
+          <w:szCs w:val="24"/>
+        </w:rPr>
+        <w:lastRenderedPageBreak/>
+        <w:t xml:space="preserve">demand. </w:t>
       </w:r>
       <w:r>
         <w:rPr>
@@ -22336,6 +21774,7 @@
   <w:style w:type="character" w:default="1" w:styleId="DefaultParagraphFont">
     <w:name w:val="Default Paragraph Font"/>
     <w:uiPriority w:val="1"/>
+    <w:semiHidden/>
     <w:unhideWhenUsed/>
   </w:style>
   <w:style w:type="table" w:default="1" w:styleId="TableNormal">
